--- a/docs/source/Приложения_Лидеры_права_2027.docx
+++ b/docs/source/Приложения_Лидеры_права_2027.docx
@@ -72,7 +72,7 @@
           <w:sz w:val="24"/>
           <w:szCs w:val="24"/>
         </w:rPr>
-        <w:t>Заявка заполняется в электронной форме на официальных ресурсах; настоящая форма определяет обязательный состав сведений. Файл заявки представляется в формате .</w:t>
+        <w:t xml:space="preserve">Заявка заполняется в электронной форме на официальных ресурсах; настоящая форма определяет обязательный состав сведений. Заявка формируется системой в электронном виде и доступна участнику для скачивания в личном кабинете; представление отдельного файла не требуется.</w:t>
       </w:r>
       <w:proofErr w:type="spellStart"/>
       <w:r>
@@ -80,7 +80,7 @@
           <w:sz w:val="24"/>
           <w:szCs w:val="24"/>
         </w:rPr>
-        <w:t>docx</w:t>
+        <w:t xml:space="preserve"/>
       </w:r>
       <w:proofErr w:type="spellEnd"/>
       <w:r>
@@ -88,7 +88,7 @@
           <w:sz w:val="24"/>
           <w:szCs w:val="24"/>
         </w:rPr>
-        <w:t xml:space="preserve"> или .</w:t>
+        <w:t xml:space="preserve"/>
       </w:r>
       <w:proofErr w:type="spellStart"/>
       <w:r>
@@ -96,7 +96,7 @@
           <w:sz w:val="24"/>
           <w:szCs w:val="24"/>
         </w:rPr>
-        <w:t>pdf</w:t>
+        <w:t xml:space="preserve"/>
       </w:r>
       <w:proofErr w:type="spellEnd"/>
       <w:r>
@@ -104,7 +104,7 @@
           <w:sz w:val="24"/>
           <w:szCs w:val="24"/>
         </w:rPr>
-        <w:t>.</w:t>
+        <w:t xml:space="preserve"/>
       </w:r>
     </w:p>
     <w:p>
@@ -6082,7 +6082,7 @@
         <w:jc w:val="both"/>
       </w:pPr>
       <w:r>
-        <w:t>5. Участникам запрещается: переходить на личности, допускать некорректные и оскорбительные высказывания; прерывать выступление оппонента; использовать не заявленные ранее материалы, содержащие недостоверные сведения; получать подсказки от наставников и группы поддержки во время выступления. Группа поддержки вправе проявлять активность только в перерывах между раундами и по приглашению модератора; нарушение правил поведения группой поддержки влечет снижение баллов по критерию 6 пункта 10.4 Положения.</w:t>
+        <w:t xml:space="preserve">5. Участникам запрещается: переходить на личности, допускать некорректные и оскорбительные высказывания; прерывать выступление оппонента; использовать не заявленные ранее материалы, содержащие недостоверные сведения; получать подсказки от наставников и группы поддержки во время выступления. Группа поддержки вправе проявлять активность только в перерывах между раундами и по приглашению модератора; нарушение правил поведения группой поддержки влечет снижение баллов по критерию 5 пункта 10.4 Положения.</w:t>
       </w:r>
     </w:p>
     <w:p>
@@ -7361,7 +7361,7 @@
         <w:jc w:val="both"/>
       </w:pPr>
       <w:r>
-        <w:t>действуя свободно, своей волей и в своем интересе, в соответствии со статьей 9 Федерального закона от 27 июля 2006 года № 152-ФЗ «О персональных данных» даю конкретное, предметное, информированное, сознательное и однозначное согласие Межрегиональной общественной организации выпускников Саратовской государственной юридической академии «Ассоциация выпускников СЮИ-СГАП-СГЮА» (ОГРН ______________, ИНН ______________, адрес: ____________________________________) (далее – Оператор) на обработку моих персональных данных на следующих условиях.</w:t>
+        <w:t xml:space="preserve">действуя свободно, своей волей и в своем интересе, в соответствии со статьей 9 Федерального закона от 27 июля 2006 года № 152-ФЗ «О персональных данных» даю конкретное, предметное, информированное, сознательное и однозначное согласие Межрегиональной общественной организации выпускников Саратовской государственной юридической академии «Ассоциация выпускников СЮИ-СГАП-СГЮА» (ОГРН 1087799025522, ИНН 7701360798, адрес: 107078, г. Москва, ул. Мясницкая, д. 48) (далее – Оператор) на обработку моих персональных данных на следующих условиях.</w:t>
       </w:r>
     </w:p>
     <w:p>
@@ -7432,17 +7432,17 @@
         <w:jc w:val="both"/>
       </w:pPr>
       <w:r>
-        <w:t xml:space="preserve">4. </w:t>
+        <w:t xml:space="preserve">4. Передача третьим лицам: даю согласие на передачу (предоставление) моих персональных данных в объеме, необходимом для достижения указанных целей, членам Конкурсных комиссий и Жюри (в части сведений, необходимых для оценки), официальным партнерам Конкурса, а также органам государственной власти и организациям, на территории которых проводятся мероприятия Конкурса и стажировки (в целях обеспечения пропускного режима).</w:t>
       </w:r>
       <w:r>
         <w:rPr>
           <w:b/>
           <w:bCs/>
         </w:rPr>
-        <w:t>Передача третьим лицам:</w:t>
-      </w:r>
-      <w:r>
-        <w:t xml:space="preserve"> даю согласие на передачу (предоставление) моих персональных данных в объеме, необходимом для достижения указанных целей, ФГБОУ ВО «Саратовская государственная юридическая академия» (410056, г. Саратов, ул. Вольская, д. 1), членам Конкурсных комиссий и Жюри (в части сведений, необходимых для оценки), официальным партнерам Конкурса, а также органам государственной власти и организациям, на территории которых проводятся мероприятия Конкурса и стажировки (в целях обеспечения пропускного режима).</w:t>
+        <w:t xml:space="preserve"/>
+      </w:r>
+      <w:r>
+        <w:t xml:space="preserve"/>
       </w:r>
     </w:p>
     <w:p>
@@ -7660,7 +7660,7 @@
         <w:jc w:val="both"/>
       </w:pPr>
       <w:r>
-        <w:t>2. В соответствии со статьей 9 Федерального закона от 27 июля 2006 года № 152-ФЗ «О персональных данных» даю согласие Межрегиональной общественной организации выпускников Саратовской государственной юридической академии «Ассоциация выпускников СЮИ-СГАП-СГЮА» (ОГРН ______________, ИНН ______________, адрес: ____________________________________) (далее – Оператор) на обработку персональных данных несовершеннолетнего и моих персональных данных (фамилия, имя, отчество, данные документа, удостоверяющего личность, документа, подтверждающего полномочия, номер телефона, адрес электронной почты) в целях, в объеме, способами и на условиях, указанных в пунктах 1–6 Приложения № 10 к Положению о Конкурсе, которые считаются неотъемлемой частью настоящего согласия.</w:t>
+        <w:t xml:space="preserve">2. В соответствии со статьей 9 Федерального закона от 27 июля 2006 года № 152-ФЗ «О персональных данных» даю согласие Межрегиональной общественной организации выпускников Саратовской государственной юридической академии «Ассоциация выпускников СЮИ-СГАП-СГЮА» (ОГРН 1087799025522, ИНН 7701360798, адрес: 107078, г. Москва, ул. Мясницкая, д. 48) (далее – Оператор) на обработку персональных данных несовершеннолетнего и моих персональных данных (фамилия, имя, отчество, данные документа, удостоверяющего личность, документа, подтверждающего полномочия, номер телефона, адрес электронной почты) в целях, в объеме, способами и на условиях, указанных в пунктах 1–6 Приложения № 10 к Положению о Конкурсе, которые считаются неотъемлемой частью настоящего согласия.</w:t>
       </w:r>
     </w:p>
     <w:p>
@@ -7802,7 +7802,7 @@
         <w:spacing w:after="60" w:line="276" w:lineRule="auto"/>
       </w:pPr>
       <w:r>
-        <w:t>Я, _______________________________________________________________, номер телефона / адрес электронной почты: ________________________________, руководствуясь статьей 10.1 Федерального закона от 27 июля 2006 года № 152-ФЗ «О персональных данных» и Требованиями к содержанию согласия на обработку персональных данных, разрешенных субъектом персональных данных для распространения, утвержденными приказом Роскомнадзора от 24 февраля 2021 года № 18, даю согласие Межрегиональной общественной организации выпускников Саратовской государственной юридической академии «Ассоциация выпускников СЮИ-СГАП-СГЮА» (ОГРН ______________, ИНН ______________, адрес: ____________________________________) (далее – Оператор) на распространение моих персональных данных в целях информационного освещения Конкурса, публикации его итогов и популяризации законотворческих инициатив участников.</w:t>
+        <w:t xml:space="preserve">Я, _______________________________________________________________, номер телефона / адрес электронной почты: ________________________________, руководствуясь статьей 10.1 Федерального закона от 27 июля 2006 года № 152-ФЗ «О персональных данных» и Требованиями к содержанию согласия на обработку персональных данных, разрешенных субъектом персональных данных для распространения, утвержденными приказом Роскомнадзора от 24 февраля 2021 года № 18, даю согласие Межрегиональной общественной организации выпускников Саратовской государственной юридической академии «Ассоциация выпускников СЮИ-СГАП-СГЮА» (ОГРН 1087799025522, ИНН 7701360798, адрес: 107078, г. Москва, ул. Мясницкая, д. 48) (далее – Оператор) на распространение моих персональных данных в целях информационного освещения Конкурса, публикации его итогов и популяризации законотворческих инициатив участников.</w:t>
       </w:r>
     </w:p>
     <w:p>
@@ -7812,17 +7812,17 @@
         <w:jc w:val="both"/>
       </w:pPr>
       <w:r>
-        <w:t xml:space="preserve">1. </w:t>
+        <w:t xml:space="preserve">1. Сведения об информационных ресурсах Оператора, посредством которых осуществляется предоставление доступа неограниченному кругу лиц: https://vk.com/lideri.prava2026; официальные ресурсы партнеров Конкурса; печатные и электронные сборники материалов Конкурса.</w:t>
       </w:r>
       <w:r>
         <w:rPr>
           <w:b/>
           <w:bCs/>
         </w:rPr>
-        <w:t>Сведения об информационных ресурсах Оператора</w:t>
-      </w:r>
-      <w:r>
-        <w:t>, посредством которых осуществляется предоставление доступа неограниченному кругу лиц: https://vk.com/lideri.prava2026; официальный сайт ФГБОУ ВО «Саратовская государственная юридическая академия»; официальные ресурсы партнеров Конкурса; печатные и электронные сборники материалов Конкурса.</w:t>
+        <w:t xml:space="preserve"/>
+      </w:r>
+      <w:r>
+        <w:t xml:space="preserve"/>
       </w:r>
     </w:p>
     <w:p>
